--- a/Отчет_ЛР2_МакаровЕА.docx
+++ b/Отчет_ЛР2_МакаровЕА.docx
@@ -49,7 +49,7 @@
       <w:tr>
         <w:tc>
           <w:tcPr>
-            <w:tcW w:w="1914" w:type="dxa"/>
+            <w:tcW w:w="932" w:type="dxa"/>
           </w:tcPr>
           <w:p>
             <w:pPr>
@@ -76,7 +76,7 @@
         </w:tc>
         <w:tc>
           <w:tcPr>
-            <w:tcW w:w="1914" w:type="dxa"/>
+            <w:tcW w:w="1992" w:type="dxa"/>
           </w:tcPr>
           <w:p>
             <w:pPr>
@@ -103,7 +103,7 @@
         </w:tc>
         <w:tc>
           <w:tcPr>
-            <w:tcW w:w="1914" w:type="dxa"/>
+            <w:tcW w:w="2367" w:type="dxa"/>
           </w:tcPr>
           <w:p>
             <w:pPr>
@@ -130,7 +130,7 @@
         </w:tc>
         <w:tc>
           <w:tcPr>
-            <w:tcW w:w="1914" w:type="dxa"/>
+            <w:tcW w:w="2140" w:type="dxa"/>
           </w:tcPr>
           <w:p>
             <w:pPr>
@@ -157,7 +157,7 @@
         </w:tc>
         <w:tc>
           <w:tcPr>
-            <w:tcW w:w="1915" w:type="dxa"/>
+            <w:tcW w:w="2140" w:type="dxa"/>
           </w:tcPr>
           <w:p>
             <w:pPr>
@@ -186,7 +186,7 @@
       <w:tr>
         <w:tc>
           <w:tcPr>
-            <w:tcW w:w="1914" w:type="dxa"/>
+            <w:tcW w:w="932" w:type="dxa"/>
           </w:tcPr>
           <w:p>
             <w:pPr>
@@ -210,7 +210,7 @@
         </w:tc>
         <w:tc>
           <w:tcPr>
-            <w:tcW w:w="1914" w:type="dxa"/>
+            <w:tcW w:w="1992" w:type="dxa"/>
           </w:tcPr>
           <w:p>
             <w:pPr>
@@ -234,7 +234,7 @@
         </w:tc>
         <w:tc>
           <w:tcPr>
-            <w:tcW w:w="1914" w:type="dxa"/>
+            <w:tcW w:w="2367" w:type="dxa"/>
           </w:tcPr>
           <w:p>
             <w:pPr>
@@ -258,7 +258,7 @@
         </w:tc>
         <w:tc>
           <w:tcPr>
-            <w:tcW w:w="1914" w:type="dxa"/>
+            <w:tcW w:w="2140" w:type="dxa"/>
           </w:tcPr>
           <w:p>
             <w:pPr>
@@ -282,7 +282,7 @@
         </w:tc>
         <w:tc>
           <w:tcPr>
-            <w:tcW w:w="1915" w:type="dxa"/>
+            <w:tcW w:w="2140" w:type="dxa"/>
           </w:tcPr>
           <w:p>
             <w:pPr>
@@ -308,7 +308,7 @@
       <w:tr>
         <w:tc>
           <w:tcPr>
-            <w:tcW w:w="1914" w:type="dxa"/>
+            <w:tcW w:w="932" w:type="dxa"/>
           </w:tcPr>
           <w:p>
             <w:pPr>
@@ -332,7 +332,7 @@
         </w:tc>
         <w:tc>
           <w:tcPr>
-            <w:tcW w:w="1914" w:type="dxa"/>
+            <w:tcW w:w="1992" w:type="dxa"/>
           </w:tcPr>
           <w:p>
             <w:pPr>
@@ -356,7 +356,7 @@
         </w:tc>
         <w:tc>
           <w:tcPr>
-            <w:tcW w:w="1914" w:type="dxa"/>
+            <w:tcW w:w="2367" w:type="dxa"/>
           </w:tcPr>
           <w:p>
             <w:pPr>
@@ -380,7 +380,7 @@
         </w:tc>
         <w:tc>
           <w:tcPr>
-            <w:tcW w:w="1914" w:type="dxa"/>
+            <w:tcW w:w="2140" w:type="dxa"/>
           </w:tcPr>
           <w:p>
             <w:pPr>
@@ -404,7 +404,7 @@
         </w:tc>
         <w:tc>
           <w:tcPr>
-            <w:tcW w:w="1915" w:type="dxa"/>
+            <w:tcW w:w="2140" w:type="dxa"/>
           </w:tcPr>
           <w:p>
             <w:pPr>
@@ -430,7 +430,7 @@
       <w:tr>
         <w:tc>
           <w:tcPr>
-            <w:tcW w:w="1914" w:type="dxa"/>
+            <w:tcW w:w="932" w:type="dxa"/>
           </w:tcPr>
           <w:p>
             <w:pPr>
@@ -454,7 +454,7 @@
         </w:tc>
         <w:tc>
           <w:tcPr>
-            <w:tcW w:w="1914" w:type="dxa"/>
+            <w:tcW w:w="1992" w:type="dxa"/>
           </w:tcPr>
           <w:p>
             <w:pPr>
@@ -478,7 +478,7 @@
         </w:tc>
         <w:tc>
           <w:tcPr>
-            <w:tcW w:w="1914" w:type="dxa"/>
+            <w:tcW w:w="2367" w:type="dxa"/>
           </w:tcPr>
           <w:p>
             <w:pPr>
@@ -502,7 +502,7 @@
         </w:tc>
         <w:tc>
           <w:tcPr>
-            <w:tcW w:w="1914" w:type="dxa"/>
+            <w:tcW w:w="2140" w:type="dxa"/>
           </w:tcPr>
           <w:p>
             <w:pPr>
@@ -526,7 +526,7 @@
         </w:tc>
         <w:tc>
           <w:tcPr>
-            <w:tcW w:w="1915" w:type="dxa"/>
+            <w:tcW w:w="2140" w:type="dxa"/>
           </w:tcPr>
           <w:p>
             <w:pPr>
@@ -552,7 +552,7 @@
       <w:tr>
         <w:tc>
           <w:tcPr>
-            <w:tcW w:w="1914" w:type="dxa"/>
+            <w:tcW w:w="932" w:type="dxa"/>
           </w:tcPr>
           <w:p>
             <w:pPr>
@@ -576,7 +576,7 @@
         </w:tc>
         <w:tc>
           <w:tcPr>
-            <w:tcW w:w="1914" w:type="dxa"/>
+            <w:tcW w:w="1992" w:type="dxa"/>
           </w:tcPr>
           <w:p>
             <w:pPr>
@@ -600,7 +600,7 @@
         </w:tc>
         <w:tc>
           <w:tcPr>
-            <w:tcW w:w="1914" w:type="dxa"/>
+            <w:tcW w:w="2367" w:type="dxa"/>
           </w:tcPr>
           <w:p>
             <w:pPr>
@@ -624,7 +624,7 @@
         </w:tc>
         <w:tc>
           <w:tcPr>
-            <w:tcW w:w="1914" w:type="dxa"/>
+            <w:tcW w:w="2140" w:type="dxa"/>
           </w:tcPr>
           <w:p>
             <w:pPr>
@@ -648,7 +648,7 @@
         </w:tc>
         <w:tc>
           <w:tcPr>
-            <w:tcW w:w="1915" w:type="dxa"/>
+            <w:tcW w:w="2140" w:type="dxa"/>
           </w:tcPr>
           <w:p>
             <w:pPr>
@@ -674,7 +674,7 @@
       <w:tr>
         <w:tc>
           <w:tcPr>
-            <w:tcW w:w="1914" w:type="dxa"/>
+            <w:tcW w:w="932" w:type="dxa"/>
           </w:tcPr>
           <w:p>
             <w:pPr>
@@ -698,7 +698,7 @@
         </w:tc>
         <w:tc>
           <w:tcPr>
-            <w:tcW w:w="1914" w:type="dxa"/>
+            <w:tcW w:w="1992" w:type="dxa"/>
           </w:tcPr>
           <w:p>
             <w:pPr>
@@ -722,7 +722,7 @@
         </w:tc>
         <w:tc>
           <w:tcPr>
-            <w:tcW w:w="1914" w:type="dxa"/>
+            <w:tcW w:w="2367" w:type="dxa"/>
           </w:tcPr>
           <w:p>
             <w:pPr>
@@ -746,7 +746,7 @@
         </w:tc>
         <w:tc>
           <w:tcPr>
-            <w:tcW w:w="1914" w:type="dxa"/>
+            <w:tcW w:w="2140" w:type="dxa"/>
           </w:tcPr>
           <w:p>
             <w:pPr>
@@ -770,7 +770,7 @@
         </w:tc>
         <w:tc>
           <w:tcPr>
-            <w:tcW w:w="1915" w:type="dxa"/>
+            <w:tcW w:w="2140" w:type="dxa"/>
           </w:tcPr>
           <w:p>
             <w:pPr>
@@ -796,7 +796,7 @@
       <w:tr>
         <w:tc>
           <w:tcPr>
-            <w:tcW w:w="1914" w:type="dxa"/>
+            <w:tcW w:w="932" w:type="dxa"/>
           </w:tcPr>
           <w:p>
             <w:pPr>
@@ -820,7 +820,7 @@
         </w:tc>
         <w:tc>
           <w:tcPr>
-            <w:tcW w:w="1914" w:type="dxa"/>
+            <w:tcW w:w="1992" w:type="dxa"/>
           </w:tcPr>
           <w:p>
             <w:pPr>
@@ -844,7 +844,7 @@
         </w:tc>
         <w:tc>
           <w:tcPr>
-            <w:tcW w:w="1914" w:type="dxa"/>
+            <w:tcW w:w="2367" w:type="dxa"/>
           </w:tcPr>
           <w:p>
             <w:pPr>
@@ -868,7 +868,7 @@
         </w:tc>
         <w:tc>
           <w:tcPr>
-            <w:tcW w:w="1914" w:type="dxa"/>
+            <w:tcW w:w="2140" w:type="dxa"/>
           </w:tcPr>
           <w:p>
             <w:pPr>
@@ -892,7 +892,7 @@
         </w:tc>
         <w:tc>
           <w:tcPr>
-            <w:tcW w:w="1915" w:type="dxa"/>
+            <w:tcW w:w="2140" w:type="dxa"/>
           </w:tcPr>
           <w:p>
             <w:pPr>
@@ -918,7 +918,7 @@
       <w:tr>
         <w:tc>
           <w:tcPr>
-            <w:tcW w:w="1914" w:type="dxa"/>
+            <w:tcW w:w="932" w:type="dxa"/>
           </w:tcPr>
           <w:p>
             <w:pPr>
@@ -942,7 +942,7 @@
         </w:tc>
         <w:tc>
           <w:tcPr>
-            <w:tcW w:w="1914" w:type="dxa"/>
+            <w:tcW w:w="1992" w:type="dxa"/>
           </w:tcPr>
           <w:p>
             <w:pPr>
@@ -966,7 +966,7 @@
         </w:tc>
         <w:tc>
           <w:tcPr>
-            <w:tcW w:w="1914" w:type="dxa"/>
+            <w:tcW w:w="2367" w:type="dxa"/>
           </w:tcPr>
           <w:p>
             <w:pPr>
@@ -990,7 +990,7 @@
         </w:tc>
         <w:tc>
           <w:tcPr>
-            <w:tcW w:w="1914" w:type="dxa"/>
+            <w:tcW w:w="2140" w:type="dxa"/>
           </w:tcPr>
           <w:p>
             <w:pPr>
@@ -1014,7 +1014,7 @@
         </w:tc>
         <w:tc>
           <w:tcPr>
-            <w:tcW w:w="1915" w:type="dxa"/>
+            <w:tcW w:w="2140" w:type="dxa"/>
           </w:tcPr>
           <w:p>
             <w:pPr>
@@ -1040,7 +1040,7 @@
       <w:tr>
         <w:tc>
           <w:tcPr>
-            <w:tcW w:w="1914" w:type="dxa"/>
+            <w:tcW w:w="932" w:type="dxa"/>
           </w:tcPr>
           <w:p>
             <w:pPr>
@@ -1064,7 +1064,7 @@
         </w:tc>
         <w:tc>
           <w:tcPr>
-            <w:tcW w:w="1914" w:type="dxa"/>
+            <w:tcW w:w="1992" w:type="dxa"/>
           </w:tcPr>
           <w:p>
             <w:pPr>
@@ -1088,7 +1088,7 @@
         </w:tc>
         <w:tc>
           <w:tcPr>
-            <w:tcW w:w="1914" w:type="dxa"/>
+            <w:tcW w:w="2367" w:type="dxa"/>
           </w:tcPr>
           <w:p>
             <w:pPr>
@@ -1112,7 +1112,7 @@
         </w:tc>
         <w:tc>
           <w:tcPr>
-            <w:tcW w:w="1914" w:type="dxa"/>
+            <w:tcW w:w="2140" w:type="dxa"/>
           </w:tcPr>
           <w:p>
             <w:pPr>
@@ -1136,7 +1136,7 @@
         </w:tc>
         <w:tc>
           <w:tcPr>
-            <w:tcW w:w="1915" w:type="dxa"/>
+            <w:tcW w:w="2140" w:type="dxa"/>
           </w:tcPr>
           <w:p>
             <w:pPr>
@@ -1162,7 +1162,7 @@
       <w:tr>
         <w:tc>
           <w:tcPr>
-            <w:tcW w:w="1914" w:type="dxa"/>
+            <w:tcW w:w="932" w:type="dxa"/>
           </w:tcPr>
           <w:p>
             <w:pPr>
@@ -1186,7 +1186,7 @@
         </w:tc>
         <w:tc>
           <w:tcPr>
-            <w:tcW w:w="1914" w:type="dxa"/>
+            <w:tcW w:w="1992" w:type="dxa"/>
           </w:tcPr>
           <w:p>
             <w:pPr>
@@ -1210,7 +1210,7 @@
         </w:tc>
         <w:tc>
           <w:tcPr>
-            <w:tcW w:w="1914" w:type="dxa"/>
+            <w:tcW w:w="2367" w:type="dxa"/>
           </w:tcPr>
           <w:p>
             <w:pPr>
@@ -1234,7 +1234,7 @@
         </w:tc>
         <w:tc>
           <w:tcPr>
-            <w:tcW w:w="1914" w:type="dxa"/>
+            <w:tcW w:w="2140" w:type="dxa"/>
           </w:tcPr>
           <w:p>
             <w:pPr>
@@ -1258,7 +1258,7 @@
         </w:tc>
         <w:tc>
           <w:tcPr>
-            <w:tcW w:w="1915" w:type="dxa"/>
+            <w:tcW w:w="2140" w:type="dxa"/>
           </w:tcPr>
           <w:p>
             <w:pPr>
@@ -1284,7 +1284,7 @@
       <w:tr>
         <w:tc>
           <w:tcPr>
-            <w:tcW w:w="1914" w:type="dxa"/>
+            <w:tcW w:w="932" w:type="dxa"/>
           </w:tcPr>
           <w:p>
             <w:pPr>
@@ -1308,7 +1308,7 @@
         </w:tc>
         <w:tc>
           <w:tcPr>
-            <w:tcW w:w="1914" w:type="dxa"/>
+            <w:tcW w:w="1992" w:type="dxa"/>
           </w:tcPr>
           <w:p>
             <w:pPr>
@@ -1332,7 +1332,7 @@
         </w:tc>
         <w:tc>
           <w:tcPr>
-            <w:tcW w:w="1914" w:type="dxa"/>
+            <w:tcW w:w="2367" w:type="dxa"/>
           </w:tcPr>
           <w:p>
             <w:pPr>
@@ -1356,7 +1356,7 @@
         </w:tc>
         <w:tc>
           <w:tcPr>
-            <w:tcW w:w="1914" w:type="dxa"/>
+            <w:tcW w:w="2140" w:type="dxa"/>
           </w:tcPr>
           <w:p>
             <w:pPr>
@@ -1380,7 +1380,7 @@
         </w:tc>
         <w:tc>
           <w:tcPr>
-            <w:tcW w:w="1915" w:type="dxa"/>
+            <w:tcW w:w="2140" w:type="dxa"/>
           </w:tcPr>
           <w:p>
             <w:pPr>
@@ -1406,7 +1406,7 @@
       <w:tr>
         <w:tc>
           <w:tcPr>
-            <w:tcW w:w="1914" w:type="dxa"/>
+            <w:tcW w:w="932" w:type="dxa"/>
           </w:tcPr>
           <w:p>
             <w:pPr>
@@ -1430,7 +1430,7 @@
         </w:tc>
         <w:tc>
           <w:tcPr>
-            <w:tcW w:w="1914" w:type="dxa"/>
+            <w:tcW w:w="1992" w:type="dxa"/>
           </w:tcPr>
           <w:p>
             <w:pPr>
@@ -1454,7 +1454,7 @@
         </w:tc>
         <w:tc>
           <w:tcPr>
-            <w:tcW w:w="1914" w:type="dxa"/>
+            <w:tcW w:w="2367" w:type="dxa"/>
           </w:tcPr>
           <w:p>
             <w:pPr>
@@ -1478,7 +1478,7 @@
         </w:tc>
         <w:tc>
           <w:tcPr>
-            <w:tcW w:w="1914" w:type="dxa"/>
+            <w:tcW w:w="2140" w:type="dxa"/>
           </w:tcPr>
           <w:p>
             <w:pPr>
@@ -1502,7 +1502,7 @@
         </w:tc>
         <w:tc>
           <w:tcPr>
-            <w:tcW w:w="1915" w:type="dxa"/>
+            <w:tcW w:w="2140" w:type="dxa"/>
           </w:tcPr>
           <w:p>
             <w:pPr>
@@ -1528,7 +1528,7 @@
       <w:tr>
         <w:tc>
           <w:tcPr>
-            <w:tcW w:w="1914" w:type="dxa"/>
+            <w:tcW w:w="932" w:type="dxa"/>
           </w:tcPr>
           <w:p>
             <w:pPr>
@@ -1552,7 +1552,7 @@
         </w:tc>
         <w:tc>
           <w:tcPr>
-            <w:tcW w:w="1914" w:type="dxa"/>
+            <w:tcW w:w="1992" w:type="dxa"/>
           </w:tcPr>
           <w:p>
             <w:pPr>
@@ -1576,7 +1576,7 @@
         </w:tc>
         <w:tc>
           <w:tcPr>
-            <w:tcW w:w="1914" w:type="dxa"/>
+            <w:tcW w:w="2367" w:type="dxa"/>
           </w:tcPr>
           <w:p>
             <w:pPr>
@@ -1600,7 +1600,7 @@
         </w:tc>
         <w:tc>
           <w:tcPr>
-            <w:tcW w:w="1914" w:type="dxa"/>
+            <w:tcW w:w="2140" w:type="dxa"/>
           </w:tcPr>
           <w:p>
             <w:pPr>
@@ -1624,7 +1624,7 @@
         </w:tc>
         <w:tc>
           <w:tcPr>
-            <w:tcW w:w="1915" w:type="dxa"/>
+            <w:tcW w:w="2140" w:type="dxa"/>
           </w:tcPr>
           <w:p>
             <w:pPr>
@@ -1650,7 +1650,7 @@
       <w:tr>
         <w:tc>
           <w:tcPr>
-            <w:tcW w:w="1914" w:type="dxa"/>
+            <w:tcW w:w="932" w:type="dxa"/>
           </w:tcPr>
           <w:p>
             <w:pPr>
@@ -1674,7 +1674,7 @@
         </w:tc>
         <w:tc>
           <w:tcPr>
-            <w:tcW w:w="1914" w:type="dxa"/>
+            <w:tcW w:w="1992" w:type="dxa"/>
           </w:tcPr>
           <w:p>
             <w:pPr>
@@ -1698,7 +1698,7 @@
         </w:tc>
         <w:tc>
           <w:tcPr>
-            <w:tcW w:w="1914" w:type="dxa"/>
+            <w:tcW w:w="2367" w:type="dxa"/>
           </w:tcPr>
           <w:p>
             <w:pPr>
@@ -1722,7 +1722,7 @@
         </w:tc>
         <w:tc>
           <w:tcPr>
-            <w:tcW w:w="1914" w:type="dxa"/>
+            <w:tcW w:w="2140" w:type="dxa"/>
           </w:tcPr>
           <w:p>
             <w:pPr>
@@ -1746,7 +1746,7 @@
         </w:tc>
         <w:tc>
           <w:tcPr>
-            <w:tcW w:w="1915" w:type="dxa"/>
+            <w:tcW w:w="2140" w:type="dxa"/>
           </w:tcPr>
           <w:p>
             <w:pPr>
@@ -1772,7 +1772,7 @@
       <w:tr>
         <w:tc>
           <w:tcPr>
-            <w:tcW w:w="1914" w:type="dxa"/>
+            <w:tcW w:w="932" w:type="dxa"/>
           </w:tcPr>
           <w:p>
             <w:pPr>
@@ -1796,34 +1796,25 @@
         </w:tc>
         <w:tc>
           <w:tcPr>
-            <w:tcW w:w="1914" w:type="dxa"/>
-          </w:tcPr>
-          <w:p>
-            <w:pPr>
-              <w:rPr>
-                <w:rFonts w:ascii="Times New Roman" w:hAnsi="Times New Roman" w:cs="Times New Roman"/>
-                <w:sz w:val="28"/>
-                <w:szCs w:val="28"/>
-                <w:lang w:val="en-US"/>
-              </w:rPr>
-            </w:pPr>
-            <w:r>
-              <w:rPr>
-                <w:rFonts w:ascii="Times New Roman" w:hAnsi="Times New Roman" w:cs="Times New Roman"/>
-                <w:sz w:val="28"/>
-                <w:szCs w:val="28"/>
-                <w:lang w:val="en-US"/>
-              </w:rPr>
-              <w:t>Определение равнобедренного</w:t>
-            </w:r>
-            <w:r>
-              <w:rPr>
-                <w:rFonts w:ascii="Times New Roman" w:hAnsi="Times New Roman" w:cs="Times New Roman"/>
-                <w:sz w:val="28"/>
-                <w:szCs w:val="28"/>
-                <w:lang w:val="en-US"/>
-              </w:rPr>
-              <w:t xml:space="preserve"> </w:t>
+            <w:tcW w:w="1992" w:type="dxa"/>
+          </w:tcPr>
+          <w:p>
+            <w:pPr>
+              <w:rPr>
+                <w:rFonts w:ascii="Times New Roman" w:hAnsi="Times New Roman" w:cs="Times New Roman"/>
+                <w:sz w:val="28"/>
+                <w:szCs w:val="28"/>
+                <w:lang w:val="en-US"/>
+              </w:rPr>
+            </w:pPr>
+            <w:r>
+              <w:rPr>
+                <w:rFonts w:ascii="Times New Roman" w:hAnsi="Times New Roman" w:cs="Times New Roman"/>
+                <w:sz w:val="28"/>
+                <w:szCs w:val="28"/>
+                <w:lang w:val="en-US"/>
+              </w:rPr>
+              <w:t xml:space="preserve">Определение равнобедренного </w:t>
             </w:r>
             <w:r>
               <w:rPr>
@@ -1839,7 +1830,7 @@
         </w:tc>
         <w:tc>
           <w:tcPr>
-            <w:tcW w:w="1914" w:type="dxa"/>
+            <w:tcW w:w="2367" w:type="dxa"/>
           </w:tcPr>
           <w:p>
             <w:pPr>
@@ -1864,7 +1855,7 @@
         </w:tc>
         <w:tc>
           <w:tcPr>
-            <w:tcW w:w="1914" w:type="dxa"/>
+            <w:tcW w:w="2140" w:type="dxa"/>
           </w:tcPr>
           <w:p>
             <w:pPr>
@@ -1888,7 +1879,7 @@
         </w:tc>
         <w:tc>
           <w:tcPr>
-            <w:tcW w:w="1915" w:type="dxa"/>
+            <w:tcW w:w="2140" w:type="dxa"/>
           </w:tcPr>
           <w:p>
             <w:pPr>
@@ -1914,7 +1905,7 @@
       <w:tr>
         <w:tc>
           <w:tcPr>
-            <w:tcW w:w="1914" w:type="dxa"/>
+            <w:tcW w:w="932" w:type="dxa"/>
           </w:tcPr>
           <w:p>
             <w:pPr>
@@ -1939,7 +1930,7 @@
         </w:tc>
         <w:tc>
           <w:tcPr>
-            <w:tcW w:w="1914" w:type="dxa"/>
+            <w:tcW w:w="1992" w:type="dxa"/>
           </w:tcPr>
           <w:p>
             <w:pPr>
@@ -1963,7 +1954,7 @@
         </w:tc>
         <w:tc>
           <w:tcPr>
-            <w:tcW w:w="1914" w:type="dxa"/>
+            <w:tcW w:w="2367" w:type="dxa"/>
           </w:tcPr>
           <w:p>
             <w:pPr>
@@ -1987,7 +1978,7 @@
         </w:tc>
         <w:tc>
           <w:tcPr>
-            <w:tcW w:w="1914" w:type="dxa"/>
+            <w:tcW w:w="2140" w:type="dxa"/>
           </w:tcPr>
           <w:p>
             <w:pPr>
@@ -2011,7 +2002,7 @@
         </w:tc>
         <w:tc>
           <w:tcPr>
-            <w:tcW w:w="1915" w:type="dxa"/>
+            <w:tcW w:w="2140" w:type="dxa"/>
           </w:tcPr>
           <w:p>
             <w:pPr>
@@ -2037,7 +2028,7 @@
       <w:tr>
         <w:tc>
           <w:tcPr>
-            <w:tcW w:w="1914" w:type="dxa"/>
+            <w:tcW w:w="932" w:type="dxa"/>
           </w:tcPr>
           <w:p>
             <w:pPr>
@@ -2061,7 +2052,7 @@
         </w:tc>
         <w:tc>
           <w:tcPr>
-            <w:tcW w:w="1914" w:type="dxa"/>
+            <w:tcW w:w="1992" w:type="dxa"/>
           </w:tcPr>
           <w:p>
             <w:pPr>
@@ -2085,7 +2076,7 @@
         </w:tc>
         <w:tc>
           <w:tcPr>
-            <w:tcW w:w="1914" w:type="dxa"/>
+            <w:tcW w:w="2367" w:type="dxa"/>
           </w:tcPr>
           <w:p>
             <w:pPr>
@@ -2109,7 +2100,7 @@
         </w:tc>
         <w:tc>
           <w:tcPr>
-            <w:tcW w:w="1914" w:type="dxa"/>
+            <w:tcW w:w="2140" w:type="dxa"/>
           </w:tcPr>
           <w:p>
             <w:pPr>
@@ -2133,7 +2124,7 @@
         </w:tc>
         <w:tc>
           <w:tcPr>
-            <w:tcW w:w="1915" w:type="dxa"/>
+            <w:tcW w:w="2140" w:type="dxa"/>
           </w:tcPr>
           <w:p>
             <w:pPr>
@@ -2159,7 +2150,7 @@
       <w:tr>
         <w:tc>
           <w:tcPr>
-            <w:tcW w:w="1914" w:type="dxa"/>
+            <w:tcW w:w="932" w:type="dxa"/>
           </w:tcPr>
           <w:p>
             <w:pPr>
@@ -2183,7 +2174,7 @@
         </w:tc>
         <w:tc>
           <w:tcPr>
-            <w:tcW w:w="1914" w:type="dxa"/>
+            <w:tcW w:w="1992" w:type="dxa"/>
           </w:tcPr>
           <w:p>
             <w:pPr>
@@ -2207,7 +2198,7 @@
         </w:tc>
         <w:tc>
           <w:tcPr>
-            <w:tcW w:w="1914" w:type="dxa"/>
+            <w:tcW w:w="2367" w:type="dxa"/>
           </w:tcPr>
           <w:p>
             <w:pPr>
@@ -2231,7 +2222,7 @@
         </w:tc>
         <w:tc>
           <w:tcPr>
-            <w:tcW w:w="1914" w:type="dxa"/>
+            <w:tcW w:w="2140" w:type="dxa"/>
           </w:tcPr>
           <w:p>
             <w:pPr>
@@ -2255,7 +2246,7 @@
         </w:tc>
         <w:tc>
           <w:tcPr>
-            <w:tcW w:w="1915" w:type="dxa"/>
+            <w:tcW w:w="2140" w:type="dxa"/>
           </w:tcPr>
           <w:p>
             <w:pPr>
@@ -2281,7 +2272,7 @@
       <w:tr>
         <w:tc>
           <w:tcPr>
-            <w:tcW w:w="1914" w:type="dxa"/>
+            <w:tcW w:w="932" w:type="dxa"/>
           </w:tcPr>
           <w:p>
             <w:pPr>
@@ -2305,7 +2296,7 @@
         </w:tc>
         <w:tc>
           <w:tcPr>
-            <w:tcW w:w="1914" w:type="dxa"/>
+            <w:tcW w:w="1992" w:type="dxa"/>
           </w:tcPr>
           <w:p>
             <w:pPr>
@@ -2329,7 +2320,7 @@
         </w:tc>
         <w:tc>
           <w:tcPr>
-            <w:tcW w:w="1914" w:type="dxa"/>
+            <w:tcW w:w="2367" w:type="dxa"/>
           </w:tcPr>
           <w:p>
             <w:pPr>
@@ -2353,7 +2344,7 @@
         </w:tc>
         <w:tc>
           <w:tcPr>
-            <w:tcW w:w="1914" w:type="dxa"/>
+            <w:tcW w:w="2140" w:type="dxa"/>
           </w:tcPr>
           <w:p>
             <w:pPr>
@@ -2377,7 +2368,7 @@
         </w:tc>
         <w:tc>
           <w:tcPr>
-            <w:tcW w:w="1915" w:type="dxa"/>
+            <w:tcW w:w="2140" w:type="dxa"/>
           </w:tcPr>
           <w:p>
             <w:pPr>
@@ -2403,7 +2394,7 @@
       <w:tr>
         <w:tc>
           <w:tcPr>
-            <w:tcW w:w="1914" w:type="dxa"/>
+            <w:tcW w:w="932" w:type="dxa"/>
           </w:tcPr>
           <w:p>
             <w:pPr>
@@ -2427,7 +2418,7 @@
         </w:tc>
         <w:tc>
           <w:tcPr>
-            <w:tcW w:w="1914" w:type="dxa"/>
+            <w:tcW w:w="1992" w:type="dxa"/>
           </w:tcPr>
           <w:p>
             <w:pPr>
@@ -2451,7 +2442,7 @@
         </w:tc>
         <w:tc>
           <w:tcPr>
-            <w:tcW w:w="1914" w:type="dxa"/>
+            <w:tcW w:w="2367" w:type="dxa"/>
           </w:tcPr>
           <w:p>
             <w:pPr>
@@ -2475,7 +2466,7 @@
         </w:tc>
         <w:tc>
           <w:tcPr>
-            <w:tcW w:w="1914" w:type="dxa"/>
+            <w:tcW w:w="2140" w:type="dxa"/>
           </w:tcPr>
           <w:p>
             <w:pPr>
@@ -2499,7 +2490,7 @@
         </w:tc>
         <w:tc>
           <w:tcPr>
-            <w:tcW w:w="1915" w:type="dxa"/>
+            <w:tcW w:w="2140" w:type="dxa"/>
           </w:tcPr>
           <w:p>
             <w:pPr>
@@ -2529,7 +2520,23 @@
           <w:rFonts w:ascii="Times New Roman" w:hAnsi="Times New Roman" w:cs="Times New Roman"/>
           <w:sz w:val="28"/>
           <w:szCs w:val="28"/>
-          <w:lang w:val="en-US"/>
+        </w:rPr>
+      </w:pPr>
+      <w:r>
+        <w:rPr>
+          <w:rFonts w:ascii="Times New Roman" w:hAnsi="Times New Roman" w:cs="Times New Roman"/>
+          <w:sz w:val="28"/>
+          <w:szCs w:val="28"/>
+        </w:rPr>
+        <w:t>Итого по модулю: 19 тестов, 19 прошли, 0 упали.</w:t>
+      </w:r>
+    </w:p>
+    <w:p>
+      <w:pPr>
+        <w:rPr>
+          <w:rFonts w:ascii="Times New Roman" w:hAnsi="Times New Roman" w:cs="Times New Roman"/>
+          <w:sz w:val="28"/>
+          <w:szCs w:val="28"/>
         </w:rPr>
       </w:pPr>
     </w:p>
@@ -2580,7 +2587,7 @@
       <w:tr>
         <w:tc>
           <w:tcPr>
-            <w:tcW w:w="1914" w:type="dxa"/>
+            <w:tcW w:w="994" w:type="dxa"/>
           </w:tcPr>
           <w:p>
             <w:pPr>
@@ -2607,7 +2614,7 @@
         </w:tc>
         <w:tc>
           <w:tcPr>
-            <w:tcW w:w="1914" w:type="dxa"/>
+            <w:tcW w:w="1931" w:type="dxa"/>
           </w:tcPr>
           <w:p>
             <w:pPr>
@@ -2634,7 +2641,7 @@
         </w:tc>
         <w:tc>
           <w:tcPr>
-            <w:tcW w:w="1914" w:type="dxa"/>
+            <w:tcW w:w="3123" w:type="dxa"/>
           </w:tcPr>
           <w:p>
             <w:pPr>
@@ -2661,7 +2668,7 @@
         </w:tc>
         <w:tc>
           <w:tcPr>
-            <w:tcW w:w="1914" w:type="dxa"/>
+            <w:tcW w:w="1680" w:type="dxa"/>
           </w:tcPr>
           <w:p>
             <w:pPr>
@@ -2688,7 +2695,7 @@
         </w:tc>
         <w:tc>
           <w:tcPr>
-            <w:tcW w:w="1915" w:type="dxa"/>
+            <w:tcW w:w="1843" w:type="dxa"/>
           </w:tcPr>
           <w:p>
             <w:pPr>
@@ -2717,7 +2724,7 @@
       <w:tr>
         <w:tc>
           <w:tcPr>
-            <w:tcW w:w="1914" w:type="dxa"/>
+            <w:tcW w:w="994" w:type="dxa"/>
           </w:tcPr>
           <w:p>
             <w:pPr>
@@ -2741,7 +2748,7 @@
         </w:tc>
         <w:tc>
           <w:tcPr>
-            <w:tcW w:w="1914" w:type="dxa"/>
+            <w:tcW w:w="1931" w:type="dxa"/>
           </w:tcPr>
           <w:p>
             <w:pPr>
@@ -2765,7 +2772,7 @@
         </w:tc>
         <w:tc>
           <w:tcPr>
-            <w:tcW w:w="1914" w:type="dxa"/>
+            <w:tcW w:w="3123" w:type="dxa"/>
           </w:tcPr>
           <w:p>
             <w:pPr>
@@ -2789,7 +2796,7 @@
         </w:tc>
         <w:tc>
           <w:tcPr>
-            <w:tcW w:w="1914" w:type="dxa"/>
+            <w:tcW w:w="1680" w:type="dxa"/>
           </w:tcPr>
           <w:p>
             <w:pPr>
@@ -2813,7 +2820,7 @@
         </w:tc>
         <w:tc>
           <w:tcPr>
-            <w:tcW w:w="1915" w:type="dxa"/>
+            <w:tcW w:w="1843" w:type="dxa"/>
           </w:tcPr>
           <w:p>
             <w:pPr>
@@ -2839,7 +2846,7 @@
       <w:tr>
         <w:tc>
           <w:tcPr>
-            <w:tcW w:w="1914" w:type="dxa"/>
+            <w:tcW w:w="994" w:type="dxa"/>
           </w:tcPr>
           <w:p>
             <w:pPr>
@@ -2863,7 +2870,7 @@
         </w:tc>
         <w:tc>
           <w:tcPr>
-            <w:tcW w:w="1914" w:type="dxa"/>
+            <w:tcW w:w="1931" w:type="dxa"/>
           </w:tcPr>
           <w:p>
             <w:pPr>
@@ -2887,7 +2894,7 @@
         </w:tc>
         <w:tc>
           <w:tcPr>
-            <w:tcW w:w="1914" w:type="dxa"/>
+            <w:tcW w:w="3123" w:type="dxa"/>
           </w:tcPr>
           <w:p>
             <w:pPr>
@@ -2911,7 +2918,7 @@
         </w:tc>
         <w:tc>
           <w:tcPr>
-            <w:tcW w:w="1914" w:type="dxa"/>
+            <w:tcW w:w="1680" w:type="dxa"/>
           </w:tcPr>
           <w:p>
             <w:pPr>
@@ -2935,7 +2942,7 @@
         </w:tc>
         <w:tc>
           <w:tcPr>
-            <w:tcW w:w="1915" w:type="dxa"/>
+            <w:tcW w:w="1843" w:type="dxa"/>
           </w:tcPr>
           <w:p>
             <w:pPr>
@@ -2961,7 +2968,7 @@
       <w:tr>
         <w:tc>
           <w:tcPr>
-            <w:tcW w:w="1914" w:type="dxa"/>
+            <w:tcW w:w="994" w:type="dxa"/>
           </w:tcPr>
           <w:p>
             <w:pPr>
@@ -2985,7 +2992,7 @@
         </w:tc>
         <w:tc>
           <w:tcPr>
-            <w:tcW w:w="1914" w:type="dxa"/>
+            <w:tcW w:w="1931" w:type="dxa"/>
           </w:tcPr>
           <w:p>
             <w:pPr>
@@ -3009,7 +3016,7 @@
         </w:tc>
         <w:tc>
           <w:tcPr>
-            <w:tcW w:w="1914" w:type="dxa"/>
+            <w:tcW w:w="3123" w:type="dxa"/>
           </w:tcPr>
           <w:p>
             <w:pPr>
@@ -3033,7 +3040,7 @@
         </w:tc>
         <w:tc>
           <w:tcPr>
-            <w:tcW w:w="1914" w:type="dxa"/>
+            <w:tcW w:w="1680" w:type="dxa"/>
           </w:tcPr>
           <w:p>
             <w:pPr>
@@ -3057,7 +3064,7 @@
         </w:tc>
         <w:tc>
           <w:tcPr>
-            <w:tcW w:w="1915" w:type="dxa"/>
+            <w:tcW w:w="1843" w:type="dxa"/>
           </w:tcPr>
           <w:p>
             <w:pPr>
@@ -3083,7 +3090,7 @@
       <w:tr>
         <w:tc>
           <w:tcPr>
-            <w:tcW w:w="1914" w:type="dxa"/>
+            <w:tcW w:w="994" w:type="dxa"/>
           </w:tcPr>
           <w:p>
             <w:pPr>
@@ -3107,7 +3114,7 @@
         </w:tc>
         <w:tc>
           <w:tcPr>
-            <w:tcW w:w="1914" w:type="dxa"/>
+            <w:tcW w:w="1931" w:type="dxa"/>
           </w:tcPr>
           <w:p>
             <w:pPr>
@@ -3131,7 +3138,7 @@
         </w:tc>
         <w:tc>
           <w:tcPr>
-            <w:tcW w:w="1914" w:type="dxa"/>
+            <w:tcW w:w="3123" w:type="dxa"/>
           </w:tcPr>
           <w:p>
             <w:pPr>
@@ -3155,7 +3162,7 @@
         </w:tc>
         <w:tc>
           <w:tcPr>
-            <w:tcW w:w="1914" w:type="dxa"/>
+            <w:tcW w:w="1680" w:type="dxa"/>
           </w:tcPr>
           <w:p>
             <w:pPr>
@@ -3179,7 +3186,7 @@
         </w:tc>
         <w:tc>
           <w:tcPr>
-            <w:tcW w:w="1915" w:type="dxa"/>
+            <w:tcW w:w="1843" w:type="dxa"/>
           </w:tcPr>
           <w:p>
             <w:pPr>
@@ -3205,7 +3212,7 @@
       <w:tr>
         <w:tc>
           <w:tcPr>
-            <w:tcW w:w="1914" w:type="dxa"/>
+            <w:tcW w:w="994" w:type="dxa"/>
           </w:tcPr>
           <w:p>
             <w:pPr>
@@ -3229,55 +3236,66 @@
         </w:tc>
         <w:tc>
           <w:tcPr>
-            <w:tcW w:w="1914" w:type="dxa"/>
-          </w:tcPr>
-          <w:p>
-            <w:pPr>
-              <w:rPr>
-                <w:rFonts w:ascii="Times New Roman" w:hAnsi="Times New Roman" w:cs="Times New Roman"/>
-                <w:sz w:val="28"/>
-                <w:szCs w:val="28"/>
-                <w:lang w:val="en-US"/>
-              </w:rPr>
-            </w:pPr>
-            <w:r>
-              <w:rPr>
-                <w:rFonts w:ascii="Times New Roman" w:hAnsi="Times New Roman" w:cs="Times New Roman"/>
-                <w:sz w:val="28"/>
-                <w:szCs w:val="28"/>
-                <w:lang w:val="en-US"/>
-              </w:rPr>
-              <w:t>Недопустимый тип посылки</w:t>
-            </w:r>
-          </w:p>
-        </w:tc>
-        <w:tc>
-          <w:tcPr>
-            <w:tcW w:w="1914" w:type="dxa"/>
-          </w:tcPr>
-          <w:p>
-            <w:pPr>
-              <w:rPr>
-                <w:rFonts w:ascii="Times New Roman" w:hAnsi="Times New Roman" w:cs="Times New Roman"/>
-                <w:sz w:val="28"/>
-                <w:szCs w:val="28"/>
-                <w:lang w:val="en-US"/>
-              </w:rPr>
-            </w:pPr>
-            <w:r>
-              <w:rPr>
-                <w:rFonts w:ascii="Times New Roman" w:hAnsi="Times New Roman" w:cs="Times New Roman"/>
-                <w:sz w:val="28"/>
-                <w:szCs w:val="28"/>
-                <w:lang w:val="en-US"/>
-              </w:rPr>
+            <w:tcW w:w="1931" w:type="dxa"/>
+          </w:tcPr>
+          <w:p>
+            <w:pPr>
+              <w:rPr>
+                <w:rFonts w:ascii="Times New Roman" w:hAnsi="Times New Roman" w:cs="Times New Roman"/>
+                <w:sz w:val="28"/>
+                <w:szCs w:val="28"/>
+                <w:lang w:val="en-US"/>
+              </w:rPr>
+            </w:pPr>
+            <w:r>
+              <w:rPr>
+                <w:rFonts w:ascii="Times New Roman" w:hAnsi="Times New Roman" w:cs="Times New Roman"/>
+                <w:sz w:val="28"/>
+                <w:szCs w:val="28"/>
+                <w:lang w:val="en-US"/>
+              </w:rPr>
+              <w:t xml:space="preserve">Недопустимый тип </w:t>
+            </w:r>
+            <w:r>
+              <w:rPr>
+                <w:rFonts w:ascii="Times New Roman" w:hAnsi="Times New Roman" w:cs="Times New Roman"/>
+                <w:sz w:val="28"/>
+                <w:szCs w:val="28"/>
+                <w:lang w:val="en-US"/>
+              </w:rPr>
+              <w:lastRenderedPageBreak/>
+              <w:t>посылки</w:t>
+            </w:r>
+          </w:p>
+        </w:tc>
+        <w:tc>
+          <w:tcPr>
+            <w:tcW w:w="3123" w:type="dxa"/>
+          </w:tcPr>
+          <w:p>
+            <w:pPr>
+              <w:rPr>
+                <w:rFonts w:ascii="Times New Roman" w:hAnsi="Times New Roman" w:cs="Times New Roman"/>
+                <w:sz w:val="28"/>
+                <w:szCs w:val="28"/>
+                <w:lang w:val="en-US"/>
+              </w:rPr>
+            </w:pPr>
+            <w:r>
+              <w:rPr>
+                <w:rFonts w:ascii="Times New Roman" w:hAnsi="Times New Roman" w:cs="Times New Roman"/>
+                <w:sz w:val="28"/>
+                <w:szCs w:val="28"/>
+                <w:lang w:val="en-US"/>
+              </w:rPr>
+              <w:lastRenderedPageBreak/>
               <w:t>weight=1, distance=100, package_type="жидкий"</w:t>
             </w:r>
           </w:p>
         </w:tc>
         <w:tc>
           <w:tcPr>
-            <w:tcW w:w="1914" w:type="dxa"/>
+            <w:tcW w:w="1680" w:type="dxa"/>
           </w:tcPr>
           <w:p>
             <w:pPr>
@@ -3301,7 +3319,7 @@
         </w:tc>
         <w:tc>
           <w:tcPr>
-            <w:tcW w:w="1915" w:type="dxa"/>
+            <w:tcW w:w="1843" w:type="dxa"/>
           </w:tcPr>
           <w:p>
             <w:pPr>
@@ -3327,164 +3345,122 @@
       <w:tr>
         <w:tc>
           <w:tcPr>
-            <w:tcW w:w="1914" w:type="dxa"/>
-          </w:tcPr>
-          <w:p>
-            <w:pPr>
-              <w:rPr>
-                <w:rFonts w:ascii="Times New Roman" w:hAnsi="Times New Roman" w:cs="Times New Roman"/>
-                <w:sz w:val="28"/>
-                <w:szCs w:val="28"/>
-                <w:lang w:val="en-US"/>
-              </w:rPr>
-            </w:pPr>
-            <w:r>
-              <w:rPr>
-                <w:rFonts w:ascii="Times New Roman" w:hAnsi="Times New Roman" w:cs="Times New Roman"/>
-                <w:sz w:val="28"/>
-                <w:szCs w:val="28"/>
-                <w:lang w:val="en-US"/>
-              </w:rPr>
+            <w:tcW w:w="994" w:type="dxa"/>
+          </w:tcPr>
+          <w:p>
+            <w:pPr>
+              <w:rPr>
+                <w:rFonts w:ascii="Times New Roman" w:hAnsi="Times New Roman" w:cs="Times New Roman"/>
+                <w:sz w:val="28"/>
+                <w:szCs w:val="28"/>
+                <w:lang w:val="en-US"/>
+              </w:rPr>
+            </w:pPr>
+            <w:r>
+              <w:rPr>
+                <w:rFonts w:ascii="Times New Roman" w:hAnsi="Times New Roman" w:cs="Times New Roman"/>
+                <w:sz w:val="28"/>
+                <w:szCs w:val="28"/>
+                <w:lang w:val="en-US"/>
+              </w:rPr>
+              <w:lastRenderedPageBreak/>
               <w:t>6</w:t>
             </w:r>
           </w:p>
         </w:tc>
         <w:tc>
           <w:tcPr>
-            <w:tcW w:w="1914" w:type="dxa"/>
-          </w:tcPr>
-          <w:p>
-            <w:pPr>
-              <w:rPr>
-                <w:rFonts w:ascii="Times New Roman" w:hAnsi="Times New Roman" w:cs="Times New Roman"/>
-                <w:sz w:val="28"/>
-                <w:szCs w:val="28"/>
-                <w:lang w:val="en-US"/>
-              </w:rPr>
-            </w:pPr>
-            <w:r>
-              <w:rPr>
-                <w:rFonts w:ascii="Times New Roman" w:hAnsi="Times New Roman" w:cs="Times New Roman"/>
-                <w:sz w:val="28"/>
-                <w:szCs w:val="28"/>
-                <w:lang w:val="en-US"/>
-              </w:rPr>
-              <w:t>Минимальны</w:t>
-            </w:r>
-            <w:r>
-              <w:rPr>
-                <w:rFonts w:ascii="Times New Roman" w:hAnsi="Times New Roman" w:cs="Times New Roman"/>
-                <w:sz w:val="28"/>
-                <w:szCs w:val="28"/>
-                <w:lang w:val="en-US"/>
-              </w:rPr>
-              <w:lastRenderedPageBreak/>
-              <w:t>е допустимые вес и дистанция</w:t>
-            </w:r>
-          </w:p>
-        </w:tc>
-        <w:tc>
-          <w:tcPr>
-            <w:tcW w:w="1914" w:type="dxa"/>
-          </w:tcPr>
-          <w:p>
-            <w:pPr>
-              <w:rPr>
-                <w:rFonts w:ascii="Times New Roman" w:hAnsi="Times New Roman" w:cs="Times New Roman"/>
-                <w:sz w:val="28"/>
-                <w:szCs w:val="28"/>
-                <w:lang w:val="en-US"/>
-              </w:rPr>
-            </w:pPr>
-            <w:r>
-              <w:rPr>
-                <w:rFonts w:ascii="Times New Roman" w:hAnsi="Times New Roman" w:cs="Times New Roman"/>
-                <w:sz w:val="28"/>
-                <w:szCs w:val="28"/>
-                <w:lang w:val="en-US"/>
-              </w:rPr>
-              <w:lastRenderedPageBreak/>
-              <w:t xml:space="preserve">weight=0.1, distance=1, </w:t>
-            </w:r>
-            <w:r>
-              <w:rPr>
-                <w:rFonts w:ascii="Times New Roman" w:hAnsi="Times New Roman" w:cs="Times New Roman"/>
-                <w:sz w:val="28"/>
-                <w:szCs w:val="28"/>
-                <w:lang w:val="en-US"/>
-              </w:rPr>
-              <w:lastRenderedPageBreak/>
-              <w:t>package_type="обычный"</w:t>
-            </w:r>
-          </w:p>
-        </w:tc>
-        <w:tc>
-          <w:tcPr>
-            <w:tcW w:w="1914" w:type="dxa"/>
-          </w:tcPr>
-          <w:p>
-            <w:pPr>
-              <w:rPr>
-                <w:rFonts w:ascii="Times New Roman" w:hAnsi="Times New Roman" w:cs="Times New Roman"/>
-                <w:sz w:val="28"/>
-                <w:szCs w:val="28"/>
-                <w:lang w:val="en-US"/>
-              </w:rPr>
-            </w:pPr>
-            <w:r>
-              <w:rPr>
-                <w:rFonts w:ascii="Times New Roman" w:hAnsi="Times New Roman" w:cs="Times New Roman"/>
-                <w:sz w:val="28"/>
-                <w:szCs w:val="28"/>
-                <w:lang w:val="en-US"/>
-              </w:rPr>
-              <w:lastRenderedPageBreak/>
-              <w:t>(205, "2026-</w:t>
-            </w:r>
-            <w:r>
-              <w:rPr>
-                <w:rFonts w:ascii="Times New Roman" w:hAnsi="Times New Roman" w:cs="Times New Roman"/>
-                <w:sz w:val="28"/>
-                <w:szCs w:val="28"/>
-                <w:lang w:val="en-US"/>
-              </w:rPr>
-              <w:lastRenderedPageBreak/>
-              <w:t>09-04")</w:t>
-            </w:r>
-          </w:p>
-        </w:tc>
-        <w:tc>
-          <w:tcPr>
-            <w:tcW w:w="1915" w:type="dxa"/>
-          </w:tcPr>
-          <w:p>
-            <w:pPr>
-              <w:rPr>
-                <w:rFonts w:ascii="Times New Roman" w:hAnsi="Times New Roman" w:cs="Times New Roman"/>
-                <w:sz w:val="28"/>
-                <w:szCs w:val="28"/>
-                <w:lang w:val="en-US"/>
-              </w:rPr>
-            </w:pPr>
-            <w:r>
-              <w:rPr>
-                <w:rFonts w:ascii="Times New Roman" w:hAnsi="Times New Roman" w:cs="Times New Roman"/>
-                <w:sz w:val="28"/>
-                <w:szCs w:val="28"/>
-                <w:lang w:val="en-US"/>
-              </w:rPr>
-              <w:lastRenderedPageBreak/>
-              <w:t>(205, "2026-</w:t>
-            </w:r>
-            <w:r>
-              <w:rPr>
-                <w:rFonts w:ascii="Times New Roman" w:hAnsi="Times New Roman" w:cs="Times New Roman"/>
-                <w:sz w:val="28"/>
-                <w:szCs w:val="28"/>
-                <w:lang w:val="en-US"/>
-              </w:rPr>
-              <w:lastRenderedPageBreak/>
-              <w:t>09-04")</w:t>
+            <w:tcW w:w="1931" w:type="dxa"/>
+          </w:tcPr>
+          <w:p>
+            <w:pPr>
+              <w:rPr>
+                <w:rFonts w:ascii="Times New Roman" w:hAnsi="Times New Roman" w:cs="Times New Roman"/>
+                <w:sz w:val="28"/>
+                <w:szCs w:val="28"/>
+                <w:lang w:val="en-US"/>
+              </w:rPr>
+            </w:pPr>
+            <w:r>
+              <w:rPr>
+                <w:rFonts w:ascii="Times New Roman" w:hAnsi="Times New Roman" w:cs="Times New Roman"/>
+                <w:sz w:val="28"/>
+                <w:szCs w:val="28"/>
+                <w:lang w:val="en-US"/>
+              </w:rPr>
+              <w:t>Минимальные допустимые вес и дистанция</w:t>
+            </w:r>
+          </w:p>
+        </w:tc>
+        <w:tc>
+          <w:tcPr>
+            <w:tcW w:w="3123" w:type="dxa"/>
+          </w:tcPr>
+          <w:p>
+            <w:pPr>
+              <w:rPr>
+                <w:rFonts w:ascii="Times New Roman" w:hAnsi="Times New Roman" w:cs="Times New Roman"/>
+                <w:sz w:val="28"/>
+                <w:szCs w:val="28"/>
+                <w:lang w:val="en-US"/>
+              </w:rPr>
+            </w:pPr>
+            <w:r>
+              <w:rPr>
+                <w:rFonts w:ascii="Times New Roman" w:hAnsi="Times New Roman" w:cs="Times New Roman"/>
+                <w:sz w:val="28"/>
+                <w:szCs w:val="28"/>
+                <w:lang w:val="en-US"/>
+              </w:rPr>
+              <w:t>weight=0.1, distance=1, package_type="обычный"</w:t>
+            </w:r>
+          </w:p>
+        </w:tc>
+        <w:tc>
+          <w:tcPr>
+            <w:tcW w:w="1680" w:type="dxa"/>
+          </w:tcPr>
+          <w:p>
+            <w:pPr>
+              <w:rPr>
+                <w:rFonts w:ascii="Times New Roman" w:hAnsi="Times New Roman" w:cs="Times New Roman"/>
+                <w:sz w:val="28"/>
+                <w:szCs w:val="28"/>
+                <w:lang w:val="en-US"/>
+              </w:rPr>
+            </w:pPr>
+            <w:r>
+              <w:rPr>
+                <w:rFonts w:ascii="Times New Roman" w:hAnsi="Times New Roman" w:cs="Times New Roman"/>
+                <w:sz w:val="28"/>
+                <w:szCs w:val="28"/>
+                <w:lang w:val="en-US"/>
+              </w:rPr>
+              <w:t>(205, "2026-09-04")</w:t>
+            </w:r>
+          </w:p>
+        </w:tc>
+        <w:tc>
+          <w:tcPr>
+            <w:tcW w:w="1843" w:type="dxa"/>
+          </w:tcPr>
+          <w:p>
+            <w:pPr>
+              <w:rPr>
+                <w:rFonts w:ascii="Times New Roman" w:hAnsi="Times New Roman" w:cs="Times New Roman"/>
+                <w:sz w:val="28"/>
+                <w:szCs w:val="28"/>
+                <w:lang w:val="en-US"/>
+              </w:rPr>
+            </w:pPr>
+            <w:r>
+              <w:rPr>
+                <w:rFonts w:ascii="Times New Roman" w:hAnsi="Times New Roman" w:cs="Times New Roman"/>
+                <w:sz w:val="28"/>
+                <w:szCs w:val="28"/>
+                <w:lang w:val="en-US"/>
+              </w:rPr>
+              <w:t>(205, "2026-09-04")</w:t>
             </w:r>
           </w:p>
         </w:tc>
@@ -3492,32 +3468,31 @@
       <w:tr>
         <w:tc>
           <w:tcPr>
-            <w:tcW w:w="1914" w:type="dxa"/>
-          </w:tcPr>
-          <w:p>
-            <w:pPr>
-              <w:rPr>
-                <w:rFonts w:ascii="Times New Roman" w:hAnsi="Times New Roman" w:cs="Times New Roman"/>
-                <w:sz w:val="28"/>
-                <w:szCs w:val="28"/>
-                <w:lang w:val="en-US"/>
-              </w:rPr>
-            </w:pPr>
-            <w:r>
-              <w:rPr>
-                <w:rFonts w:ascii="Times New Roman" w:hAnsi="Times New Roman" w:cs="Times New Roman"/>
-                <w:sz w:val="28"/>
-                <w:szCs w:val="28"/>
-                <w:lang w:val="en-US"/>
-              </w:rPr>
-              <w:lastRenderedPageBreak/>
+            <w:tcW w:w="994" w:type="dxa"/>
+          </w:tcPr>
+          <w:p>
+            <w:pPr>
+              <w:rPr>
+                <w:rFonts w:ascii="Times New Roman" w:hAnsi="Times New Roman" w:cs="Times New Roman"/>
+                <w:sz w:val="28"/>
+                <w:szCs w:val="28"/>
+                <w:lang w:val="en-US"/>
+              </w:rPr>
+            </w:pPr>
+            <w:r>
+              <w:rPr>
+                <w:rFonts w:ascii="Times New Roman" w:hAnsi="Times New Roman" w:cs="Times New Roman"/>
+                <w:sz w:val="28"/>
+                <w:szCs w:val="28"/>
+                <w:lang w:val="en-US"/>
+              </w:rPr>
               <w:t>7</w:t>
             </w:r>
           </w:p>
         </w:tc>
         <w:tc>
           <w:tcPr>
-            <w:tcW w:w="1914" w:type="dxa"/>
+            <w:tcW w:w="1931" w:type="dxa"/>
           </w:tcPr>
           <w:p>
             <w:pPr>
@@ -3541,7 +3516,7 @@
         </w:tc>
         <w:tc>
           <w:tcPr>
-            <w:tcW w:w="1914" w:type="dxa"/>
+            <w:tcW w:w="3123" w:type="dxa"/>
           </w:tcPr>
           <w:p>
             <w:pPr>
@@ -3565,7 +3540,7 @@
         </w:tc>
         <w:tc>
           <w:tcPr>
-            <w:tcW w:w="1914" w:type="dxa"/>
+            <w:tcW w:w="1680" w:type="dxa"/>
           </w:tcPr>
           <w:p>
             <w:pPr>
@@ -3589,7 +3564,7 @@
         </w:tc>
         <w:tc>
           <w:tcPr>
-            <w:tcW w:w="1915" w:type="dxa"/>
+            <w:tcW w:w="1843" w:type="dxa"/>
           </w:tcPr>
           <w:p>
             <w:pPr>
@@ -3615,7 +3590,7 @@
       <w:tr>
         <w:tc>
           <w:tcPr>
-            <w:tcW w:w="1914" w:type="dxa"/>
+            <w:tcW w:w="994" w:type="dxa"/>
           </w:tcPr>
           <w:p>
             <w:pPr>
@@ -3639,7 +3614,7 @@
         </w:tc>
         <w:tc>
           <w:tcPr>
-            <w:tcW w:w="1914" w:type="dxa"/>
+            <w:tcW w:w="1931" w:type="dxa"/>
           </w:tcPr>
           <w:p>
             <w:pPr>
@@ -3663,7 +3638,7 @@
         </w:tc>
         <w:tc>
           <w:tcPr>
-            <w:tcW w:w="1914" w:type="dxa"/>
+            <w:tcW w:w="3123" w:type="dxa"/>
           </w:tcPr>
           <w:p>
             <w:pPr>
@@ -3687,7 +3662,7 @@
         </w:tc>
         <w:tc>
           <w:tcPr>
-            <w:tcW w:w="1914" w:type="dxa"/>
+            <w:tcW w:w="1680" w:type="dxa"/>
           </w:tcPr>
           <w:p>
             <w:pPr>
@@ -3711,7 +3686,7 @@
         </w:tc>
         <w:tc>
           <w:tcPr>
-            <w:tcW w:w="1915" w:type="dxa"/>
+            <w:tcW w:w="1843" w:type="dxa"/>
           </w:tcPr>
           <w:p>
             <w:pPr>
@@ -3737,7 +3712,7 @@
       <w:tr>
         <w:tc>
           <w:tcPr>
-            <w:tcW w:w="1914" w:type="dxa"/>
+            <w:tcW w:w="994" w:type="dxa"/>
           </w:tcPr>
           <w:p>
             <w:pPr>
@@ -3761,7 +3736,7 @@
         </w:tc>
         <w:tc>
           <w:tcPr>
-            <w:tcW w:w="1914" w:type="dxa"/>
+            <w:tcW w:w="1931" w:type="dxa"/>
           </w:tcPr>
           <w:p>
             <w:pPr>
@@ -3785,7 +3760,7 @@
         </w:tc>
         <w:tc>
           <w:tcPr>
-            <w:tcW w:w="1914" w:type="dxa"/>
+            <w:tcW w:w="3123" w:type="dxa"/>
           </w:tcPr>
           <w:p>
             <w:pPr>
@@ -3809,7 +3784,7 @@
         </w:tc>
         <w:tc>
           <w:tcPr>
-            <w:tcW w:w="1914" w:type="dxa"/>
+            <w:tcW w:w="1680" w:type="dxa"/>
           </w:tcPr>
           <w:p>
             <w:pPr>
@@ -3833,7 +3808,7 @@
         </w:tc>
         <w:tc>
           <w:tcPr>
-            <w:tcW w:w="1915" w:type="dxa"/>
+            <w:tcW w:w="1843" w:type="dxa"/>
           </w:tcPr>
           <w:p>
             <w:pPr>
@@ -3859,7 +3834,7 @@
       <w:tr>
         <w:tc>
           <w:tcPr>
-            <w:tcW w:w="1914" w:type="dxa"/>
+            <w:tcW w:w="994" w:type="dxa"/>
           </w:tcPr>
           <w:p>
             <w:pPr>
@@ -3883,7 +3858,7 @@
         </w:tc>
         <w:tc>
           <w:tcPr>
-            <w:tcW w:w="1914" w:type="dxa"/>
+            <w:tcW w:w="1931" w:type="dxa"/>
           </w:tcPr>
           <w:p>
             <w:pPr>
@@ -3907,7 +3882,7 @@
         </w:tc>
         <w:tc>
           <w:tcPr>
-            <w:tcW w:w="1914" w:type="dxa"/>
+            <w:tcW w:w="3123" w:type="dxa"/>
           </w:tcPr>
           <w:p>
             <w:pPr>
@@ -3931,7 +3906,7 @@
         </w:tc>
         <w:tc>
           <w:tcPr>
-            <w:tcW w:w="1914" w:type="dxa"/>
+            <w:tcW w:w="1680" w:type="dxa"/>
           </w:tcPr>
           <w:p>
             <w:pPr>
@@ -3955,7 +3930,7 @@
         </w:tc>
         <w:tc>
           <w:tcPr>
-            <w:tcW w:w="1915" w:type="dxa"/>
+            <w:tcW w:w="1843" w:type="dxa"/>
           </w:tcPr>
           <w:p>
             <w:pPr>
@@ -3981,7 +3956,7 @@
       <w:tr>
         <w:tc>
           <w:tcPr>
-            <w:tcW w:w="1914" w:type="dxa"/>
+            <w:tcW w:w="994" w:type="dxa"/>
           </w:tcPr>
           <w:p>
             <w:pPr>
@@ -4005,7 +3980,7 @@
         </w:tc>
         <w:tc>
           <w:tcPr>
-            <w:tcW w:w="1914" w:type="dxa"/>
+            <w:tcW w:w="1931" w:type="dxa"/>
           </w:tcPr>
           <w:p>
             <w:pPr>
@@ -4029,7 +4004,7 @@
         </w:tc>
         <w:tc>
           <w:tcPr>
-            <w:tcW w:w="1914" w:type="dxa"/>
+            <w:tcW w:w="3123" w:type="dxa"/>
           </w:tcPr>
           <w:p>
             <w:pPr>
@@ -4053,7 +4028,7 @@
         </w:tc>
         <w:tc>
           <w:tcPr>
-            <w:tcW w:w="1914" w:type="dxa"/>
+            <w:tcW w:w="1680" w:type="dxa"/>
           </w:tcPr>
           <w:p>
             <w:pPr>
@@ -4077,7 +4052,7 @@
         </w:tc>
         <w:tc>
           <w:tcPr>
-            <w:tcW w:w="1915" w:type="dxa"/>
+            <w:tcW w:w="1843" w:type="dxa"/>
           </w:tcPr>
           <w:p>
             <w:pPr>
@@ -4103,7 +4078,7 @@
       <w:tr>
         <w:tc>
           <w:tcPr>
-            <w:tcW w:w="1914" w:type="dxa"/>
+            <w:tcW w:w="994" w:type="dxa"/>
           </w:tcPr>
           <w:p>
             <w:pPr>
@@ -4127,7 +4102,7 @@
         </w:tc>
         <w:tc>
           <w:tcPr>
-            <w:tcW w:w="1914" w:type="dxa"/>
+            <w:tcW w:w="1931" w:type="dxa"/>
           </w:tcPr>
           <w:p>
             <w:pPr>
@@ -4151,7 +4126,7 @@
         </w:tc>
         <w:tc>
           <w:tcPr>
-            <w:tcW w:w="1914" w:type="dxa"/>
+            <w:tcW w:w="3123" w:type="dxa"/>
           </w:tcPr>
           <w:p>
             <w:pPr>
@@ -4175,7 +4150,7 @@
         </w:tc>
         <w:tc>
           <w:tcPr>
-            <w:tcW w:w="1914" w:type="dxa"/>
+            <w:tcW w:w="1680" w:type="dxa"/>
           </w:tcPr>
           <w:p>
             <w:pPr>
@@ -4199,7 +4174,7 @@
         </w:tc>
         <w:tc>
           <w:tcPr>
-            <w:tcW w:w="1915" w:type="dxa"/>
+            <w:tcW w:w="1843" w:type="dxa"/>
           </w:tcPr>
           <w:p>
             <w:pPr>
@@ -4225,7 +4200,7 @@
       <w:tr>
         <w:tc>
           <w:tcPr>
-            <w:tcW w:w="1914" w:type="dxa"/>
+            <w:tcW w:w="994" w:type="dxa"/>
           </w:tcPr>
           <w:p>
             <w:pPr>
@@ -4249,7 +4224,7 @@
         </w:tc>
         <w:tc>
           <w:tcPr>
-            <w:tcW w:w="1914" w:type="dxa"/>
+            <w:tcW w:w="1931" w:type="dxa"/>
           </w:tcPr>
           <w:p>
             <w:pPr>
@@ -4273,7 +4248,7 @@
         </w:tc>
         <w:tc>
           <w:tcPr>
-            <w:tcW w:w="1914" w:type="dxa"/>
+            <w:tcW w:w="3123" w:type="dxa"/>
           </w:tcPr>
           <w:p>
             <w:pPr>
@@ -4297,7 +4272,7 @@
         </w:tc>
         <w:tc>
           <w:tcPr>
-            <w:tcW w:w="1914" w:type="dxa"/>
+            <w:tcW w:w="1680" w:type="dxa"/>
           </w:tcPr>
           <w:p>
             <w:pPr>
@@ -4321,7 +4296,7 @@
         </w:tc>
         <w:tc>
           <w:tcPr>
-            <w:tcW w:w="1915" w:type="dxa"/>
+            <w:tcW w:w="1843" w:type="dxa"/>
           </w:tcPr>
           <w:p>
             <w:pPr>
@@ -4347,7 +4322,7 @@
       <w:tr>
         <w:tc>
           <w:tcPr>
-            <w:tcW w:w="1914" w:type="dxa"/>
+            <w:tcW w:w="994" w:type="dxa"/>
           </w:tcPr>
           <w:p>
             <w:pPr>
@@ -4371,7 +4346,7 @@
         </w:tc>
         <w:tc>
           <w:tcPr>
-            <w:tcW w:w="1914" w:type="dxa"/>
+            <w:tcW w:w="1931" w:type="dxa"/>
           </w:tcPr>
           <w:p>
             <w:pPr>
@@ -4395,7 +4370,7 @@
         </w:tc>
         <w:tc>
           <w:tcPr>
-            <w:tcW w:w="1914" w:type="dxa"/>
+            <w:tcW w:w="3123" w:type="dxa"/>
           </w:tcPr>
           <w:p>
             <w:pPr>
@@ -4419,7 +4394,7 @@
         </w:tc>
         <w:tc>
           <w:tcPr>
-            <w:tcW w:w="1914" w:type="dxa"/>
+            <w:tcW w:w="1680" w:type="dxa"/>
           </w:tcPr>
           <w:p>
             <w:pPr>
@@ -4443,7 +4418,7 @@
         </w:tc>
         <w:tc>
           <w:tcPr>
-            <w:tcW w:w="1915" w:type="dxa"/>
+            <w:tcW w:w="1843" w:type="dxa"/>
           </w:tcPr>
           <w:p>
             <w:pPr>
@@ -4469,7 +4444,7 @@
       <w:tr>
         <w:tc>
           <w:tcPr>
-            <w:tcW w:w="1914" w:type="dxa"/>
+            <w:tcW w:w="994" w:type="dxa"/>
           </w:tcPr>
           <w:p>
             <w:pPr>
@@ -4493,7 +4468,7 @@
         </w:tc>
         <w:tc>
           <w:tcPr>
-            <w:tcW w:w="1914" w:type="dxa"/>
+            <w:tcW w:w="1931" w:type="dxa"/>
           </w:tcPr>
           <w:p>
             <w:pPr>
@@ -4517,7 +4492,7 @@
         </w:tc>
         <w:tc>
           <w:tcPr>
-            <w:tcW w:w="1914" w:type="dxa"/>
+            <w:tcW w:w="3123" w:type="dxa"/>
           </w:tcPr>
           <w:p>
             <w:pPr>
@@ -4541,7 +4516,7 @@
         </w:tc>
         <w:tc>
           <w:tcPr>
-            <w:tcW w:w="1914" w:type="dxa"/>
+            <w:tcW w:w="1680" w:type="dxa"/>
           </w:tcPr>
           <w:p>
             <w:pPr>
@@ -4565,7 +4540,7 @@
         </w:tc>
         <w:tc>
           <w:tcPr>
-            <w:tcW w:w="1915" w:type="dxa"/>
+            <w:tcW w:w="1843" w:type="dxa"/>
           </w:tcPr>
           <w:p>
             <w:pPr>
@@ -4584,6 +4559,477 @@
                 <w:lang w:val="en-US"/>
               </w:rPr>
               <w:t>"2026-09-05" &lt; "2026-09-07" — тест прошёл</w:t>
+            </w:r>
+          </w:p>
+        </w:tc>
+      </w:tr>
+    </w:tbl>
+    <w:p>
+      <w:pPr>
+        <w:rPr>
+          <w:rFonts w:ascii="Times New Roman" w:hAnsi="Times New Roman" w:cs="Times New Roman"/>
+          <w:sz w:val="28"/>
+          <w:szCs w:val="28"/>
+        </w:rPr>
+      </w:pPr>
+      <w:r>
+        <w:rPr>
+          <w:rFonts w:ascii="Times New Roman" w:hAnsi="Times New Roman" w:cs="Times New Roman"/>
+          <w:sz w:val="28"/>
+          <w:szCs w:val="28"/>
+        </w:rPr>
+        <w:t>Итого по модулю: 15 тестов, 13 прошли, 2 упали.</w:t>
+      </w:r>
+    </w:p>
+    <w:p>
+      <w:pPr>
+        <w:rPr>
+          <w:rFonts w:ascii="Times New Roman" w:hAnsi="Times New Roman" w:cs="Times New Roman"/>
+          <w:sz w:val="28"/>
+          <w:szCs w:val="28"/>
+        </w:rPr>
+      </w:pPr>
+    </w:p>
+    <w:p>
+      <w:pPr>
+        <w:rPr>
+          <w:rFonts w:ascii="Times New Roman" w:hAnsi="Times New Roman" w:cs="Times New Roman"/>
+          <w:sz w:val="28"/>
+          <w:szCs w:val="28"/>
+        </w:rPr>
+      </w:pPr>
+    </w:p>
+    <w:p>
+      <w:pPr>
+        <w:jc w:val="center"/>
+        <w:rPr>
+          <w:rFonts w:ascii="Times New Roman" w:hAnsi="Times New Roman" w:cs="Times New Roman"/>
+          <w:b/>
+          <w:sz w:val="28"/>
+          <w:szCs w:val="28"/>
+        </w:rPr>
+      </w:pPr>
+      <w:r>
+        <w:rPr>
+          <w:rFonts w:ascii="Times New Roman" w:hAnsi="Times New Roman" w:cs="Times New Roman"/>
+          <w:b/>
+          <w:sz w:val="28"/>
+          <w:szCs w:val="28"/>
+        </w:rPr>
+        <w:lastRenderedPageBreak/>
+        <w:t>Точное количество упавших тестов</w:t>
+      </w:r>
+    </w:p>
+    <w:p>
+      <w:pPr>
+        <w:rPr>
+          <w:rFonts w:ascii="Times New Roman" w:hAnsi="Times New Roman" w:cs="Times New Roman"/>
+          <w:sz w:val="28"/>
+          <w:szCs w:val="28"/>
+        </w:rPr>
+      </w:pPr>
+      <w:r>
+        <w:rPr>
+          <w:rFonts w:ascii="Times New Roman" w:hAnsi="Times New Roman" w:cs="Times New Roman"/>
+          <w:sz w:val="28"/>
+          <w:szCs w:val="28"/>
+        </w:rPr>
+        <w:t>Количество упавших тестов: 2.</w:t>
+      </w:r>
+    </w:p>
+    <w:p>
+      <w:pPr>
+        <w:rPr>
+          <w:rFonts w:ascii="Times New Roman" w:hAnsi="Times New Roman" w:cs="Times New Roman"/>
+          <w:sz w:val="28"/>
+          <w:szCs w:val="28"/>
+        </w:rPr>
+      </w:pPr>
+      <w:r>
+        <w:rPr>
+          <w:rFonts w:ascii="Times New Roman" w:hAnsi="Times New Roman" w:cs="Times New Roman"/>
+          <w:sz w:val="28"/>
+          <w:szCs w:val="28"/>
+        </w:rPr>
+        <w:t>Упавшие тесты:</w:t>
+      </w:r>
+    </w:p>
+    <w:p>
+      <w:pPr>
+        <w:rPr>
+          <w:rFonts w:ascii="Times New Roman" w:hAnsi="Times New Roman" w:cs="Times New Roman"/>
+          <w:sz w:val="28"/>
+          <w:szCs w:val="28"/>
+        </w:rPr>
+      </w:pPr>
+      <w:r>
+        <w:rPr>
+          <w:rFonts w:ascii="Times New Roman" w:hAnsi="Times New Roman" w:cs="Times New Roman"/>
+          <w:sz w:val="28"/>
+          <w:szCs w:val="28"/>
+        </w:rPr>
+        <w:t>test_expr</w:t>
+      </w:r>
+      <w:r>
+        <w:rPr>
+          <w:rFonts w:ascii="Times New Roman" w:hAnsi="Times New Roman" w:cs="Times New Roman"/>
+          <w:sz w:val="28"/>
+          <w:szCs w:val="28"/>
+        </w:rPr>
+        <w:t>ess_cost_is_higher_than_regular</w:t>
+      </w:r>
+    </w:p>
+    <w:p>
+      <w:pPr>
+        <w:rPr>
+          <w:rFonts w:ascii="Times New Roman" w:hAnsi="Times New Roman" w:cs="Times New Roman"/>
+          <w:sz w:val="28"/>
+          <w:szCs w:val="28"/>
+        </w:rPr>
+      </w:pPr>
+      <w:r>
+        <w:rPr>
+          <w:rFonts w:ascii="Times New Roman" w:hAnsi="Times New Roman" w:cs="Times New Roman"/>
+          <w:sz w:val="28"/>
+          <w:szCs w:val="28"/>
+        </w:rPr>
+        <w:t>test_express_short_distance_not_delivered_before_next_day</w:t>
+      </w:r>
+    </w:p>
+    <w:p>
+      <w:pPr>
+        <w:rPr>
+          <w:rFonts w:ascii="Times New Roman" w:hAnsi="Times New Roman" w:cs="Times New Roman"/>
+          <w:sz w:val="28"/>
+          <w:szCs w:val="28"/>
+        </w:rPr>
+      </w:pPr>
+    </w:p>
+    <w:p>
+      <w:pPr>
+        <w:jc w:val="center"/>
+        <w:rPr>
+          <w:rFonts w:ascii="Times New Roman" w:hAnsi="Times New Roman" w:cs="Times New Roman"/>
+          <w:b/>
+          <w:sz w:val="28"/>
+          <w:szCs w:val="28"/>
+          <w:lang w:val="en-US"/>
+        </w:rPr>
+      </w:pPr>
+      <w:r>
+        <w:rPr>
+          <w:rFonts w:ascii="Times New Roman" w:hAnsi="Times New Roman" w:cs="Times New Roman"/>
+          <w:b/>
+          <w:sz w:val="28"/>
+          <w:szCs w:val="28"/>
+          <w:lang w:val="en-US"/>
+        </w:rPr>
+        <w:t>Локализация аномалий</w:t>
+      </w:r>
+    </w:p>
+    <w:tbl>
+      <w:tblPr>
+        <w:tblStyle w:val="a3"/>
+        <w:tblW w:w="0" w:type="auto"/>
+        <w:tblLayout w:type="fixed"/>
+        <w:tblLook w:val="04A0"/>
+      </w:tblPr>
+      <w:tblGrid>
+        <w:gridCol w:w="3227"/>
+        <w:gridCol w:w="1843"/>
+        <w:gridCol w:w="3100"/>
+        <w:gridCol w:w="1401"/>
+      </w:tblGrid>
+      <w:tr>
+        <w:tc>
+          <w:tcPr>
+            <w:tcW w:w="3227" w:type="dxa"/>
+          </w:tcPr>
+          <w:p>
+            <w:pPr>
+              <w:rPr>
+                <w:rFonts w:ascii="Times New Roman" w:hAnsi="Times New Roman" w:cs="Times New Roman"/>
+                <w:sz w:val="28"/>
+                <w:szCs w:val="28"/>
+                <w:lang w:val="en-US"/>
+              </w:rPr>
+            </w:pPr>
+            <w:r>
+              <w:rPr>
+                <w:rFonts w:ascii="Times New Roman" w:hAnsi="Times New Roman" w:cs="Times New Roman"/>
+                <w:sz w:val="28"/>
+                <w:szCs w:val="28"/>
+                <w:lang w:val="en-US"/>
+              </w:rPr>
+              <w:t>Название упавшего теста</w:t>
+            </w:r>
+          </w:p>
+        </w:tc>
+        <w:tc>
+          <w:tcPr>
+            <w:tcW w:w="1843" w:type="dxa"/>
+          </w:tcPr>
+          <w:p>
+            <w:pPr>
+              <w:rPr>
+                <w:rFonts w:ascii="Times New Roman" w:hAnsi="Times New Roman" w:cs="Times New Roman"/>
+                <w:sz w:val="28"/>
+                <w:szCs w:val="28"/>
+                <w:lang w:val="en-US"/>
+              </w:rPr>
+            </w:pPr>
+            <w:r>
+              <w:rPr>
+                <w:rFonts w:ascii="Times New Roman" w:hAnsi="Times New Roman" w:cs="Times New Roman"/>
+                <w:sz w:val="28"/>
+                <w:szCs w:val="28"/>
+                <w:lang w:val="en-US"/>
+              </w:rPr>
+              <w:t>Номер строки в Delivery.py</w:t>
+            </w:r>
+          </w:p>
+        </w:tc>
+        <w:tc>
+          <w:tcPr>
+            <w:tcW w:w="3100" w:type="dxa"/>
+          </w:tcPr>
+          <w:p>
+            <w:pPr>
+              <w:rPr>
+                <w:rFonts w:ascii="Times New Roman" w:hAnsi="Times New Roman" w:cs="Times New Roman"/>
+                <w:sz w:val="28"/>
+                <w:szCs w:val="28"/>
+                <w:lang w:val="en-US"/>
+              </w:rPr>
+            </w:pPr>
+            <w:r>
+              <w:rPr>
+                <w:rFonts w:ascii="Times New Roman" w:hAnsi="Times New Roman" w:cs="Times New Roman"/>
+                <w:sz w:val="28"/>
+                <w:szCs w:val="28"/>
+                <w:lang w:val="en-US"/>
+              </w:rPr>
+              <w:t>Описание дефекта</w:t>
+            </w:r>
+          </w:p>
+        </w:tc>
+        <w:tc>
+          <w:tcPr>
+            <w:tcW w:w="1401" w:type="dxa"/>
+          </w:tcPr>
+          <w:p>
+            <w:pPr>
+              <w:rPr>
+                <w:rFonts w:ascii="Times New Roman" w:hAnsi="Times New Roman" w:cs="Times New Roman"/>
+                <w:sz w:val="28"/>
+                <w:szCs w:val="28"/>
+                <w:lang w:val="en-US"/>
+              </w:rPr>
+            </w:pPr>
+            <w:r>
+              <w:rPr>
+                <w:rFonts w:ascii="Times New Roman" w:hAnsi="Times New Roman" w:cs="Times New Roman"/>
+                <w:sz w:val="28"/>
+                <w:szCs w:val="28"/>
+                <w:lang w:val="en-US"/>
+              </w:rPr>
+              <w:t>Вариант исправления</w:t>
+            </w:r>
+          </w:p>
+        </w:tc>
+      </w:tr>
+      <w:tr>
+        <w:tc>
+          <w:tcPr>
+            <w:tcW w:w="3227" w:type="dxa"/>
+          </w:tcPr>
+          <w:p>
+            <w:pPr>
+              <w:rPr>
+                <w:rFonts w:ascii="Times New Roman" w:hAnsi="Times New Roman" w:cs="Times New Roman"/>
+                <w:sz w:val="28"/>
+                <w:szCs w:val="28"/>
+                <w:lang w:val="en-US"/>
+              </w:rPr>
+            </w:pPr>
+            <w:r>
+              <w:rPr>
+                <w:rFonts w:ascii="Times New Roman" w:hAnsi="Times New Roman" w:cs="Times New Roman"/>
+                <w:sz w:val="28"/>
+                <w:szCs w:val="28"/>
+                <w:lang w:val="en-US"/>
+              </w:rPr>
+              <w:t>test_express_cost_is_higher_than_regular</w:t>
+            </w:r>
+          </w:p>
+        </w:tc>
+        <w:tc>
+          <w:tcPr>
+            <w:tcW w:w="1843" w:type="dxa"/>
+          </w:tcPr>
+          <w:p>
+            <w:pPr>
+              <w:rPr>
+                <w:rFonts w:ascii="Times New Roman" w:hAnsi="Times New Roman" w:cs="Times New Roman"/>
+                <w:sz w:val="28"/>
+                <w:szCs w:val="28"/>
+                <w:lang w:val="en-US"/>
+              </w:rPr>
+            </w:pPr>
+            <w:r>
+              <w:rPr>
+                <w:rFonts w:ascii="Times New Roman" w:hAnsi="Times New Roman" w:cs="Times New Roman"/>
+                <w:sz w:val="28"/>
+                <w:szCs w:val="28"/>
+                <w:lang w:val="en-US"/>
+              </w:rPr>
+              <w:t>36</w:t>
+            </w:r>
+          </w:p>
+        </w:tc>
+        <w:tc>
+          <w:tcPr>
+            <w:tcW w:w="3100" w:type="dxa"/>
+          </w:tcPr>
+          <w:p>
+            <w:pPr>
+              <w:rPr>
+                <w:rFonts w:ascii="Times New Roman" w:hAnsi="Times New Roman" w:cs="Times New Roman"/>
+                <w:sz w:val="28"/>
+                <w:szCs w:val="28"/>
+                <w:lang w:val="en-US"/>
+              </w:rPr>
+            </w:pPr>
+            <w:r>
+              <w:rPr>
+                <w:rFonts w:ascii="Times New Roman" w:hAnsi="Times New Roman" w:cs="Times New Roman"/>
+                <w:sz w:val="28"/>
+                <w:szCs w:val="28"/>
+                <w:lang w:val="en-US"/>
+              </w:rPr>
+              <w:t>Экспресс-доставка должна удорожать заказ, но код умножает стоимость на 0.5, из-за чего экспресс становится дешевле обычной доставки.</w:t>
+            </w:r>
+          </w:p>
+        </w:tc>
+        <w:tc>
+          <w:tcPr>
+            <w:tcW w:w="1401" w:type="dxa"/>
+          </w:tcPr>
+          <w:p>
+            <w:pPr>
+              <w:rPr>
+                <w:rFonts w:ascii="Times New Roman" w:hAnsi="Times New Roman" w:cs="Times New Roman"/>
+                <w:sz w:val="28"/>
+                <w:szCs w:val="28"/>
+                <w:lang w:val="en-US"/>
+              </w:rPr>
+            </w:pPr>
+            <w:r>
+              <w:rPr>
+                <w:rFonts w:ascii="Times New Roman" w:hAnsi="Times New Roman" w:cs="Times New Roman"/>
+                <w:sz w:val="28"/>
+                <w:szCs w:val="28"/>
+                <w:lang w:val="en-US"/>
+              </w:rPr>
+              <w:t>total_cost *= 1.5</w:t>
+            </w:r>
+          </w:p>
+        </w:tc>
+      </w:tr>
+      <w:tr>
+        <w:tc>
+          <w:tcPr>
+            <w:tcW w:w="3227" w:type="dxa"/>
+          </w:tcPr>
+          <w:p>
+            <w:pPr>
+              <w:rPr>
+                <w:rFonts w:ascii="Times New Roman" w:hAnsi="Times New Roman" w:cs="Times New Roman"/>
+                <w:sz w:val="28"/>
+                <w:szCs w:val="28"/>
+                <w:lang w:val="en-US"/>
+              </w:rPr>
+            </w:pPr>
+            <w:r>
+              <w:rPr>
+                <w:rFonts w:ascii="Times New Roman" w:hAnsi="Times New Roman" w:cs="Times New Roman"/>
+                <w:sz w:val="28"/>
+                <w:szCs w:val="28"/>
+                <w:lang w:val="en-US"/>
+              </w:rPr>
+              <w:t>test_express_short_distance_not_delivered_before_next_day</w:t>
+            </w:r>
+          </w:p>
+        </w:tc>
+        <w:tc>
+          <w:tcPr>
+            <w:tcW w:w="1843" w:type="dxa"/>
+          </w:tcPr>
+          <w:p>
+            <w:pPr>
+              <w:rPr>
+                <w:rFonts w:ascii="Times New Roman" w:hAnsi="Times New Roman" w:cs="Times New Roman"/>
+                <w:sz w:val="28"/>
+                <w:szCs w:val="28"/>
+                <w:lang w:val="en-US"/>
+              </w:rPr>
+            </w:pPr>
+            <w:r>
+              <w:rPr>
+                <w:rFonts w:ascii="Times New Roman" w:hAnsi="Times New Roman" w:cs="Times New Roman"/>
+                <w:sz w:val="28"/>
+                <w:szCs w:val="28"/>
+                <w:lang w:val="en-US"/>
+              </w:rPr>
+              <w:t>44</w:t>
+            </w:r>
+          </w:p>
+        </w:tc>
+        <w:tc>
+          <w:tcPr>
+            <w:tcW w:w="3100" w:type="dxa"/>
+          </w:tcPr>
+          <w:p>
+            <w:pPr>
+              <w:rPr>
+                <w:rFonts w:ascii="Times New Roman" w:hAnsi="Times New Roman" w:cs="Times New Roman"/>
+                <w:sz w:val="28"/>
+                <w:szCs w:val="28"/>
+                <w:lang w:val="en-US"/>
+              </w:rPr>
+            </w:pPr>
+            <w:r>
+              <w:rPr>
+                <w:rFonts w:ascii="Times New Roman" w:hAnsi="Times New Roman" w:cs="Times New Roman"/>
+                <w:sz w:val="28"/>
+                <w:szCs w:val="28"/>
+                <w:lang w:val="en-US"/>
+              </w:rPr>
+              <w:t>При короткой дистанции days_needed = 1, после // 2 получается 0, и доставка назначается на день отправки.</w:t>
+            </w:r>
+          </w:p>
+        </w:tc>
+        <w:tc>
+          <w:tcPr>
+            <w:tcW w:w="1401" w:type="dxa"/>
+          </w:tcPr>
+          <w:p>
+            <w:pPr>
+              <w:rPr>
+                <w:rFonts w:ascii="Times New Roman" w:hAnsi="Times New Roman" w:cs="Times New Roman"/>
+                <w:sz w:val="28"/>
+                <w:szCs w:val="28"/>
+                <w:lang w:val="en-US"/>
+              </w:rPr>
+            </w:pPr>
+            <w:r>
+              <w:rPr>
+                <w:rFonts w:ascii="Times New Roman" w:hAnsi="Times New Roman" w:cs="Times New Roman"/>
+                <w:sz w:val="28"/>
+                <w:szCs w:val="28"/>
+                <w:lang w:val="en-US"/>
+              </w:rPr>
+              <w:t>days_needed = max(1, days_needed // 2)</w:t>
             </w:r>
           </w:p>
         </w:tc>
